--- a/fclyrr_0226/OPERÁCIÓS RENDSZEREK BSc.docx
+++ b/fclyrr_0226/OPERÁCIÓS RENDSZEREK BSc.docx
@@ -19,19 +19,8 @@
           <w:sz w:val="36"/>
           <w:szCs w:val="36"/>
         </w:rPr>
-        <w:t xml:space="preserve">OPERÁCIÓS RENDSZEREK </w:t>
-      </w:r>
-      <w:proofErr w:type="spellStart"/>
-      <w:r>
-        <w:rPr>
-          <w:b/>
-          <w:bCs/>
-          <w:sz w:val="36"/>
-          <w:szCs w:val="36"/>
-        </w:rPr>
-        <w:t>BSc</w:t>
-      </w:r>
-      <w:proofErr w:type="spellEnd"/>
+        <w:t>OPERÁCIÓS RENDSZEREK BSc</w:t>
+      </w:r>
       <w:r>
         <w:rPr>
           <w:b/>
@@ -381,6 +370,7 @@
       </w:pPr>
       <w:r>
         <w:rPr>
+          <w:noProof/>
           <w:sz w:val="24"/>
           <w:szCs w:val="24"/>
         </w:rPr>
@@ -449,6 +439,7 @@
       </w:pPr>
       <w:r>
         <w:rPr>
+          <w:noProof/>
           <w:sz w:val="24"/>
           <w:szCs w:val="24"/>
         </w:rPr>
@@ -563,118 +554,22 @@
           <w:sz w:val="24"/>
           <w:szCs w:val="24"/>
         </w:rPr>
-        <w:t xml:space="preserve">• a </w:t>
-      </w:r>
-      <w:proofErr w:type="spellStart"/>
-      <w:r>
-        <w:rPr>
-          <w:sz w:val="24"/>
-          <w:szCs w:val="24"/>
-        </w:rPr>
-        <w:t>neptunkod</w:t>
-      </w:r>
-      <w:proofErr w:type="spellEnd"/>
-      <w:r>
-        <w:rPr>
-          <w:sz w:val="24"/>
-          <w:szCs w:val="24"/>
-        </w:rPr>
-        <w:t>\</w:t>
-      </w:r>
-      <w:proofErr w:type="spellStart"/>
-      <w:r>
-        <w:rPr>
-          <w:sz w:val="24"/>
-          <w:szCs w:val="24"/>
-        </w:rPr>
-        <w:t>land</w:t>
-      </w:r>
-      <w:proofErr w:type="spellEnd"/>
-      <w:r>
-        <w:rPr>
-          <w:sz w:val="24"/>
-          <w:szCs w:val="24"/>
-        </w:rPr>
-        <w:t xml:space="preserve">\szeder katalógusról a </w:t>
-      </w:r>
-      <w:proofErr w:type="spellStart"/>
-      <w:r>
-        <w:rPr>
-          <w:sz w:val="24"/>
-          <w:szCs w:val="24"/>
-        </w:rPr>
-        <w:t>neptunkod</w:t>
-      </w:r>
-      <w:proofErr w:type="spellEnd"/>
-      <w:r>
-        <w:rPr>
-          <w:sz w:val="24"/>
-          <w:szCs w:val="24"/>
-        </w:rPr>
-        <w:t xml:space="preserve">\fa katalógusba. </w:t>
-      </w:r>
-    </w:p>
-    <w:p>
-      <w:pPr>
-        <w:rPr>
-          <w:sz w:val="24"/>
-          <w:szCs w:val="24"/>
-        </w:rPr>
-      </w:pPr>
-      <w:r>
-        <w:rPr>
-          <w:sz w:val="24"/>
-          <w:szCs w:val="24"/>
-        </w:rPr>
-        <w:t xml:space="preserve">• a </w:t>
-      </w:r>
-      <w:proofErr w:type="spellStart"/>
-      <w:r>
-        <w:rPr>
-          <w:sz w:val="24"/>
-          <w:szCs w:val="24"/>
-        </w:rPr>
-        <w:t>neptunkod</w:t>
-      </w:r>
-      <w:proofErr w:type="spellEnd"/>
-      <w:r>
-        <w:rPr>
-          <w:sz w:val="24"/>
-          <w:szCs w:val="24"/>
-        </w:rPr>
-        <w:t xml:space="preserve"> \bokor\</w:t>
-      </w:r>
-      <w:proofErr w:type="spellStart"/>
-      <w:r>
-        <w:rPr>
-          <w:sz w:val="24"/>
-          <w:szCs w:val="24"/>
-        </w:rPr>
-        <w:t>banan</w:t>
-      </w:r>
-      <w:proofErr w:type="spellEnd"/>
-      <w:r>
-        <w:rPr>
-          <w:sz w:val="24"/>
-          <w:szCs w:val="24"/>
-        </w:rPr>
-        <w:t xml:space="preserve"> katalógusról a </w:t>
-      </w:r>
-      <w:proofErr w:type="spellStart"/>
-      <w:r>
-        <w:rPr>
-          <w:sz w:val="24"/>
-          <w:szCs w:val="24"/>
-        </w:rPr>
-        <w:t>neptunkod</w:t>
-      </w:r>
-      <w:proofErr w:type="spellEnd"/>
-      <w:r>
-        <w:rPr>
-          <w:sz w:val="24"/>
-          <w:szCs w:val="24"/>
-        </w:rPr>
-        <w:t xml:space="preserve"> \fa katalógusba.</w:t>
+        <w:t xml:space="preserve">• a neptunkod\land\szeder katalógusról a neptunkod\fa katalógusba. </w:t>
+      </w:r>
+    </w:p>
+    <w:p>
+      <w:pPr>
+        <w:rPr>
+          <w:sz w:val="24"/>
+          <w:szCs w:val="24"/>
+        </w:rPr>
+      </w:pPr>
+      <w:r>
+        <w:rPr>
+          <w:sz w:val="24"/>
+          <w:szCs w:val="24"/>
+        </w:rPr>
+        <w:t>• a neptunkod \bokor\banan katalógusról a neptunkod \fa katalógusba.</w:t>
       </w:r>
       <w:r>
         <w:rPr>
@@ -715,6 +610,7 @@
       </w:r>
       <w:r>
         <w:rPr>
+          <w:noProof/>
           <w:sz w:val="24"/>
           <w:szCs w:val="24"/>
         </w:rPr>
@@ -895,7 +791,6 @@
         </w:rPr>
         <w:t xml:space="preserve">a </w:t>
       </w:r>
-      <w:proofErr w:type="spellStart"/>
       <w:r>
         <w:rPr>
           <w:i/>
@@ -903,9 +798,15 @@
           <w:sz w:val="24"/>
           <w:szCs w:val="24"/>
         </w:rPr>
-        <w:t>neptunkod</w:t>
-      </w:r>
-      <w:proofErr w:type="spellEnd"/>
+        <w:t xml:space="preserve">neptunkod \bokor\barack </w:t>
+      </w:r>
+      <w:r>
+        <w:rPr>
+          <w:sz w:val="24"/>
+          <w:szCs w:val="24"/>
+        </w:rPr>
+        <w:t xml:space="preserve">katalógust helyezze át a </w:t>
+      </w:r>
       <w:r>
         <w:rPr>
           <w:i/>
@@ -913,34 +814,7 @@
           <w:sz w:val="24"/>
           <w:szCs w:val="24"/>
         </w:rPr>
-        <w:t xml:space="preserve"> \bokor\barack </w:t>
-      </w:r>
-      <w:r>
-        <w:rPr>
-          <w:sz w:val="24"/>
-          <w:szCs w:val="24"/>
-        </w:rPr>
-        <w:t xml:space="preserve">katalógust helyezze át a </w:t>
-      </w:r>
-      <w:proofErr w:type="spellStart"/>
-      <w:r>
-        <w:rPr>
-          <w:i/>
-          <w:iCs/>
-          <w:sz w:val="24"/>
-          <w:szCs w:val="24"/>
-        </w:rPr>
-        <w:t>neptunkod</w:t>
-      </w:r>
-      <w:proofErr w:type="spellEnd"/>
-      <w:r>
-        <w:rPr>
-          <w:i/>
-          <w:iCs/>
-          <w:sz w:val="24"/>
-          <w:szCs w:val="24"/>
-        </w:rPr>
-        <w:t xml:space="preserve"> \fa </w:t>
+        <w:t xml:space="preserve">neptunkod \fa </w:t>
       </w:r>
       <w:r>
         <w:rPr>
@@ -968,7 +842,6 @@
         </w:rPr>
         <w:t xml:space="preserve">a </w:t>
       </w:r>
-      <w:proofErr w:type="spellStart"/>
       <w:r>
         <w:rPr>
           <w:i/>
@@ -976,9 +849,15 @@
           <w:sz w:val="24"/>
           <w:szCs w:val="24"/>
         </w:rPr>
-        <w:t>neptunkod</w:t>
-      </w:r>
-      <w:proofErr w:type="spellEnd"/>
+        <w:t xml:space="preserve">neptunkod \land \kokusz </w:t>
+      </w:r>
+      <w:r>
+        <w:rPr>
+          <w:sz w:val="24"/>
+          <w:szCs w:val="24"/>
+        </w:rPr>
+        <w:t xml:space="preserve">katalógust helyezze át a </w:t>
+      </w:r>
       <w:r>
         <w:rPr>
           <w:i/>
@@ -986,74 +865,7 @@
           <w:sz w:val="24"/>
           <w:szCs w:val="24"/>
         </w:rPr>
-        <w:t xml:space="preserve"> \</w:t>
-      </w:r>
-      <w:proofErr w:type="spellStart"/>
-      <w:r>
-        <w:rPr>
-          <w:i/>
-          <w:iCs/>
-          <w:sz w:val="24"/>
-          <w:szCs w:val="24"/>
-        </w:rPr>
-        <w:t>land</w:t>
-      </w:r>
-      <w:proofErr w:type="spellEnd"/>
-      <w:r>
-        <w:rPr>
-          <w:i/>
-          <w:iCs/>
-          <w:sz w:val="24"/>
-          <w:szCs w:val="24"/>
-        </w:rPr>
-        <w:t xml:space="preserve"> \</w:t>
-      </w:r>
-      <w:proofErr w:type="spellStart"/>
-      <w:r>
-        <w:rPr>
-          <w:i/>
-          <w:iCs/>
-          <w:sz w:val="24"/>
-          <w:szCs w:val="24"/>
-        </w:rPr>
-        <w:t>kokusz</w:t>
-      </w:r>
-      <w:proofErr w:type="spellEnd"/>
-      <w:r>
-        <w:rPr>
-          <w:i/>
-          <w:iCs/>
-          <w:sz w:val="24"/>
-          <w:szCs w:val="24"/>
-        </w:rPr>
-        <w:t xml:space="preserve"> </w:t>
-      </w:r>
-      <w:r>
-        <w:rPr>
-          <w:sz w:val="24"/>
-          <w:szCs w:val="24"/>
-        </w:rPr>
-        <w:t xml:space="preserve">katalógust helyezze át a </w:t>
-      </w:r>
-      <w:proofErr w:type="spellStart"/>
-      <w:r>
-        <w:rPr>
-          <w:i/>
-          <w:iCs/>
-          <w:sz w:val="24"/>
-          <w:szCs w:val="24"/>
-        </w:rPr>
-        <w:t>neptunkod</w:t>
-      </w:r>
-      <w:proofErr w:type="spellEnd"/>
-      <w:r>
-        <w:rPr>
-          <w:i/>
-          <w:iCs/>
-          <w:sz w:val="24"/>
-          <w:szCs w:val="24"/>
-        </w:rPr>
-        <w:t xml:space="preserve">\fa </w:t>
+        <w:t xml:space="preserve">neptunkod\fa </w:t>
       </w:r>
       <w:r>
         <w:rPr>
@@ -1091,6 +903,7 @@
       </w:pPr>
       <w:r>
         <w:rPr>
+          <w:noProof/>
           <w:sz w:val="24"/>
           <w:szCs w:val="24"/>
         </w:rPr>
@@ -1213,133 +1026,37 @@
           <w:sz w:val="24"/>
           <w:szCs w:val="24"/>
         </w:rPr>
-        <w:t xml:space="preserve">Karakteres felületen törölje a </w:t>
-      </w:r>
-      <w:proofErr w:type="spellStart"/>
-      <w:r>
-        <w:rPr>
-          <w:sz w:val="24"/>
-          <w:szCs w:val="24"/>
-        </w:rPr>
-        <w:t>neptunkod</w:t>
-      </w:r>
-      <w:proofErr w:type="spellEnd"/>
-      <w:r>
-        <w:rPr>
-          <w:sz w:val="24"/>
-          <w:szCs w:val="24"/>
-        </w:rPr>
-        <w:t>\</w:t>
-      </w:r>
-      <w:proofErr w:type="spellStart"/>
-      <w:r>
-        <w:rPr>
-          <w:sz w:val="24"/>
-          <w:szCs w:val="24"/>
-        </w:rPr>
-        <w:t>land</w:t>
-      </w:r>
-      <w:proofErr w:type="spellEnd"/>
-      <w:r>
-        <w:rPr>
-          <w:sz w:val="24"/>
-          <w:szCs w:val="24"/>
-        </w:rPr>
-        <w:t xml:space="preserve"> katalógust a teljes tartalmával. Hozza létre a következő szöveges állományokat: </w:t>
-      </w:r>
-    </w:p>
-    <w:p>
-      <w:pPr>
-        <w:rPr>
-          <w:sz w:val="24"/>
-          <w:szCs w:val="24"/>
-        </w:rPr>
-      </w:pPr>
-      <w:r>
-        <w:rPr>
-          <w:sz w:val="24"/>
-          <w:szCs w:val="24"/>
-        </w:rPr>
-        <w:t xml:space="preserve">• </w:t>
-      </w:r>
-      <w:proofErr w:type="spellStart"/>
-      <w:r>
-        <w:rPr>
-          <w:sz w:val="24"/>
-          <w:szCs w:val="24"/>
-        </w:rPr>
-        <w:t>neptunkod</w:t>
-      </w:r>
-      <w:proofErr w:type="spellEnd"/>
-      <w:r>
-        <w:rPr>
-          <w:sz w:val="24"/>
-          <w:szCs w:val="24"/>
-        </w:rPr>
-        <w:t>\bokor\</w:t>
-      </w:r>
-      <w:proofErr w:type="spellStart"/>
-      <w:r>
-        <w:rPr>
-          <w:sz w:val="24"/>
-          <w:szCs w:val="24"/>
-        </w:rPr>
-        <w:t>banan</w:t>
-      </w:r>
-      <w:proofErr w:type="spellEnd"/>
-      <w:r>
-        <w:rPr>
-          <w:sz w:val="24"/>
-          <w:szCs w:val="24"/>
-        </w:rPr>
-        <w:t xml:space="preserve">\leiras.txt </w:t>
-      </w:r>
-    </w:p>
-    <w:p>
-      <w:pPr>
-        <w:rPr>
-          <w:sz w:val="24"/>
-          <w:szCs w:val="24"/>
-        </w:rPr>
-      </w:pPr>
-      <w:r>
-        <w:rPr>
-          <w:sz w:val="24"/>
-          <w:szCs w:val="24"/>
-        </w:rPr>
-        <w:t xml:space="preserve">• </w:t>
-      </w:r>
-      <w:proofErr w:type="spellStart"/>
-      <w:r>
-        <w:rPr>
-          <w:sz w:val="24"/>
-          <w:szCs w:val="24"/>
-        </w:rPr>
-        <w:t>neptunkod</w:t>
-      </w:r>
-      <w:proofErr w:type="spellEnd"/>
-      <w:r>
-        <w:rPr>
-          <w:sz w:val="24"/>
-          <w:szCs w:val="24"/>
-        </w:rPr>
-        <w:t>\</w:t>
-      </w:r>
-      <w:proofErr w:type="spellStart"/>
-      <w:r>
-        <w:rPr>
-          <w:sz w:val="24"/>
-          <w:szCs w:val="24"/>
-        </w:rPr>
-        <w:t>tree</w:t>
-      </w:r>
-      <w:proofErr w:type="spellEnd"/>
-      <w:r>
-        <w:rPr>
-          <w:sz w:val="24"/>
-          <w:szCs w:val="24"/>
-        </w:rPr>
-        <w:t>\felsorolas.txt</w:t>
+        <w:t xml:space="preserve">Karakteres felületen törölje a neptunkod\land katalógust a teljes tartalmával. Hozza létre a következő szöveges állományokat: </w:t>
+      </w:r>
+    </w:p>
+    <w:p>
+      <w:pPr>
+        <w:rPr>
+          <w:sz w:val="24"/>
+          <w:szCs w:val="24"/>
+        </w:rPr>
+      </w:pPr>
+      <w:r>
+        <w:rPr>
+          <w:sz w:val="24"/>
+          <w:szCs w:val="24"/>
+        </w:rPr>
+        <w:t xml:space="preserve">• neptunkod\bokor\banan\leiras.txt </w:t>
+      </w:r>
+    </w:p>
+    <w:p>
+      <w:pPr>
+        <w:rPr>
+          <w:sz w:val="24"/>
+          <w:szCs w:val="24"/>
+        </w:rPr>
+      </w:pPr>
+      <w:r>
+        <w:rPr>
+          <w:sz w:val="24"/>
+          <w:szCs w:val="24"/>
+        </w:rPr>
+        <w:t>• neptunkod\tree\felsorolas.txt</w:t>
       </w:r>
     </w:p>
     <w:p>
@@ -1374,6 +1091,7 @@
         <w:rPr>
           <w:b/>
           <w:bCs/>
+          <w:noProof/>
           <w:sz w:val="24"/>
           <w:szCs w:val="24"/>
         </w:rPr>
@@ -1418,6 +1136,7 @@
         <w:rPr>
           <w:b/>
           <w:bCs/>
+          <w:noProof/>
           <w:sz w:val="24"/>
           <w:szCs w:val="24"/>
         </w:rPr>
@@ -1461,6 +1180,7 @@
         <w:rPr>
           <w:b/>
           <w:bCs/>
+          <w:noProof/>
           <w:sz w:val="24"/>
           <w:szCs w:val="24"/>
         </w:rPr>
@@ -1580,7 +1300,6 @@
         </w:rPr>
         <w:t xml:space="preserve">szöveges állományba írjon 3 sort a barackról. A </w:t>
       </w:r>
-      <w:proofErr w:type="spellStart"/>
       <w:r>
         <w:rPr>
           <w:i/>
@@ -1588,17 +1307,7 @@
           <w:sz w:val="24"/>
           <w:szCs w:val="24"/>
         </w:rPr>
-        <w:t>felsorolas</w:t>
-      </w:r>
-      <w:proofErr w:type="spellEnd"/>
-      <w:r>
-        <w:rPr>
-          <w:i/>
-          <w:iCs/>
-          <w:sz w:val="24"/>
-          <w:szCs w:val="24"/>
-        </w:rPr>
-        <w:t xml:space="preserve"> </w:t>
+        <w:t xml:space="preserve">felsorolas </w:t>
       </w:r>
       <w:r>
         <w:rPr>
@@ -2297,6 +2006,7 @@
   <w:style w:type="character" w:default="1" w:styleId="Bekezdsalapbettpusa">
     <w:name w:val="Default Paragraph Font"/>
     <w:uiPriority w:val="1"/>
+    <w:semiHidden/>
     <w:unhideWhenUsed/>
   </w:style>
   <w:style w:type="table" w:default="1" w:styleId="Normltblzat">
